--- a/semester_1/assignment-primary/front_page1.docx
+++ b/semester_1/assignment-primary/front_page1.docx
@@ -697,7 +697,23 @@
           <w:sz w:val="32"/>
           <w:szCs w:val="32"/>
         </w:rPr>
-        <w:t>CMSDSC101P</w:t>
+        <w:t>CMSDSC</w:t>
+      </w:r>
+      <w:r>
+        <w:rPr>
+          <w:rFonts w:ascii="Cascadia Code" w:hAnsi="Cascadia Code" w:cs="Cascadia Code"/>
+          <w:sz w:val="32"/>
+          <w:szCs w:val="32"/>
+        </w:rPr>
+        <w:t>N</w:t>
+      </w:r>
+      <w:r>
+        <w:rPr>
+          <w:rFonts w:ascii="Cascadia Code" w:hAnsi="Cascadia Code" w:cs="Cascadia Code"/>
+          <w:sz w:val="32"/>
+          <w:szCs w:val="32"/>
+        </w:rPr>
+        <w:t>101P</w:t>
       </w:r>
       <w:proofErr w:type="spellEnd"/>
     </w:p>
